--- a/EXPORTS/DOCX/published/niveau2/English/Ghana.docx
+++ b/EXPORTS/DOCX/published/niveau2/English/Ghana.docx
@@ -2860,14 +2860,7 @@
           <w:color w:val="000000"/>
           <w:sz w:val="24"/>
         </w:rPr>
-        <w:hyperlink r:id="rId19" w:history="1">
-          <w:r>
-            <w:rPr>
-              <w:rStyle w:val="Hyperlink"/>
-            </w:rPr>
-            <w:t>publish</w:t>
-          </w:r>
-        </w:hyperlink>
+        <w:t>publish</w:t>
       </w:r>
       <w:r>
         <w:rPr>
@@ -3656,25 +3649,7 @@
           <w:color w:val="000000"/>
           <w:sz w:val="24"/>
         </w:rPr>
-        <w:t>contains documents relat</w:t>
-      </w:r>
-      <w:r>
-        <w:rPr>
-          <w:u w:val="single" w:color="0000ff"/>
-          <w:rFonts w:ascii="Charis SIL Regular" w:hAnsi="Charis SIL Regular" w:eastAsia="Charis SIL Regular"/>
-          <w:b w:val="0"/>
-          <w:i w:val="0"/>
-          <w:color w:val="000000"/>
-          <w:sz w:val="24"/>
-        </w:rPr>
-        <w:hyperlink r:id="rId21" w:history="1">
-          <w:r>
-            <w:rPr>
-              <w:rStyle w:val="Hyperlink"/>
-            </w:rPr>
-            <w:t>ing to th</w:t>
-          </w:r>
-        </w:hyperlink>
+        <w:t>contains documents relating to th</w:t>
       </w:r>
       <w:r>
         <w:rPr>
@@ -4427,7 +4402,7 @@
           <w:sz w:val="24"/>
           <w:u w:val="single"/>
         </w:rPr>
-        <w:hyperlink r:id="rId23" w:history="1">
+        <w:hyperlink r:id="rId24" w:history="1">
           <w:r>
             <w:rPr>
               <w:rStyle w:val="Hyperlink"/>
@@ -4474,7 +4449,6 @@
       </w:r>
       <w:r>
         <w:rPr>
-          <w:u w:val="single" w:color="0000ff"/>
           <w:rFonts w:ascii="Charis SIL Regular" w:hAnsi="Charis SIL Regular" w:eastAsia="Charis SIL Regular"/>
           <w:b w:val="0"/>
           <w:i w:val="0"/>
@@ -4539,7 +4513,7 @@
           <w:sz w:val="24"/>
           <w:u w:val="single"/>
         </w:rPr>
-        <w:hyperlink r:id="rId25" w:history="1">
+        <w:hyperlink r:id="rId23" w:history="1">
           <w:r>
             <w:rPr>
               <w:rStyle w:val="Hyperlink"/>
@@ -4617,7 +4591,7 @@
           <w:sz w:val="24"/>
           <w:u w:val="single"/>
         </w:rPr>
-        <w:hyperlink r:id="rId26" w:history="1">
+        <w:hyperlink r:id="rId25" w:history="1">
           <w:r>
             <w:rPr>
               <w:rStyle w:val="Hyperlink"/>
@@ -4635,7 +4609,7 @@
           <w:sz w:val="24"/>
           <w:u w:val="single"/>
         </w:rPr>
-        <w:hyperlink r:id="rId26" w:history="1">
+        <w:hyperlink r:id="rId25" w:history="1">
           <w:r>
             <w:rPr>
               <w:rStyle w:val="Hyperlink"/>
@@ -4653,7 +4627,7 @@
           <w:sz w:val="24"/>
           <w:u w:val="single"/>
         </w:rPr>
-        <w:hyperlink r:id="rId26" w:history="1">
+        <w:hyperlink r:id="rId25" w:history="1">
           <w:r>
             <w:rPr>
               <w:rStyle w:val="Hyperlink"/>
@@ -4671,7 +4645,7 @@
           <w:sz w:val="24"/>
           <w:u w:val="single"/>
         </w:rPr>
-        <w:hyperlink r:id="rId26" w:history="1">
+        <w:hyperlink r:id="rId25" w:history="1">
           <w:r>
             <w:rPr>
               <w:rStyle w:val="Hyperlink"/>
@@ -4689,7 +4663,7 @@
           <w:sz w:val="24"/>
           <w:u w:val="single"/>
         </w:rPr>
-        <w:hyperlink r:id="rId26" w:history="1">
+        <w:hyperlink r:id="rId25" w:history="1">
           <w:r>
             <w:rPr>
               <w:rStyle w:val="Hyperlink"/>
@@ -4707,7 +4681,7 @@
           <w:sz w:val="24"/>
           <w:u w:val="single"/>
         </w:rPr>
-        <w:hyperlink r:id="rId26" w:history="1">
+        <w:hyperlink r:id="rId25" w:history="1">
           <w:r>
             <w:rPr>
               <w:rStyle w:val="Hyperlink"/>
@@ -4723,16 +4697,8 @@
           <w:i w:val="0"/>
           <w:color w:val="0000FF"/>
           <w:sz w:val="24"/>
-          <w:u w:val="single"/>
-        </w:rPr>
-        <w:hyperlink r:id="rId26" w:history="1">
-          <w:r>
-            <w:rPr>
-              <w:rStyle w:val="Hyperlink"/>
-            </w:rPr>
-            <w:t>page/31</w:t>
-          </w:r>
-        </w:hyperlink>
+        </w:rPr>
+        <w:t>page/31</w:t>
       </w:r>
     </w:p>
     <w:p>
@@ -4947,15 +4913,9 @@
           <w:i w:val="0"/>
           <w:color w:val="0000FF"/>
           <w:sz w:val="24"/>
-        </w:rPr>
-        <w:hyperlink r:id="rId19" w:history="1">
-          <w:r>
-            <w:rPr>
-              <w:rStyle w:val="Hyperlink"/>
-            </w:rPr>
-            <w:t>l</w:t>
-          </w:r>
-        </w:hyperlink>
+          <w:u w:val="single"/>
+        </w:rPr>
+        <w:t>l</w:t>
       </w:r>
       <w:r>
         <w:rPr>
@@ -4975,14 +4935,7 @@
           <w:color w:val="000000"/>
           <w:sz w:val="24"/>
         </w:rPr>
-        <w:hyperlink r:id="rId19" w:history="1">
-          <w:r>
-            <w:rPr>
-              <w:rStyle w:val="Hyperlink"/>
-            </w:rPr>
-            <w:t xml:space="preserve">, </w:t>
-          </w:r>
-        </w:hyperlink>
+        <w:t xml:space="preserve">, </w:t>
       </w:r>
       <w:r>
         <w:rPr>
@@ -4993,7 +4946,7 @@
           <w:sz w:val="24"/>
           <w:u w:val="single"/>
         </w:rPr>
-        <w:hyperlink r:id="rId19" w:history="1">
+        <w:hyperlink r:id="rId26" w:history="1">
           <w:r>
             <w:rPr>
               <w:rStyle w:val="Hyperlink"/>
@@ -5011,7 +4964,7 @@
           <w:sz w:val="24"/>
           <w:u w:val="single"/>
         </w:rPr>
-        <w:hyperlink r:id="rId19" w:history="1">
+        <w:hyperlink r:id="rId26" w:history="1">
           <w:r>
             <w:rPr>
               <w:rStyle w:val="Hyperlink"/>
@@ -5040,7 +4993,7 @@
           <w:sz w:val="24"/>
           <w:u w:val="single"/>
         </w:rPr>
-        <w:hyperlink r:id="rId19" w:history="1">
+        <w:hyperlink r:id="rId26" w:history="1">
           <w:r>
             <w:rPr>
               <w:rStyle w:val="Hyperlink"/>
@@ -5051,20 +5004,14 @@
       </w:r>
       <w:r>
         <w:rPr>
+          <w:u w:val="single" w:color="0000ff"/>
           <w:rFonts w:ascii="Charis SIL Regular" w:hAnsi="Charis SIL Regular" w:eastAsia="Charis SIL Regular"/>
           <w:b w:val="0"/>
           <w:i w:val="0"/>
           <w:color w:val="000000"/>
           <w:sz w:val="24"/>
         </w:rPr>
-        <w:hyperlink r:id="rId19" w:history="1">
-          <w:r>
-            <w:rPr>
-              <w:rStyle w:val="Hyperlink"/>
-            </w:rPr>
-            <w:t xml:space="preserve">, </w:t>
-          </w:r>
-        </w:hyperlink>
+        <w:t xml:space="preserve">, </w:t>
       </w:r>
       <w:r>
         <w:rPr>
@@ -5075,7 +5022,7 @@
           <w:sz w:val="24"/>
           <w:u w:val="single"/>
         </w:rPr>
-        <w:hyperlink r:id="rId19" w:history="1">
+        <w:hyperlink r:id="rId27" w:history="1">
           <w:r>
             <w:rPr>
               <w:rStyle w:val="Hyperlink"/>
@@ -5122,7 +5069,7 @@
           <w:sz w:val="24"/>
           <w:u w:val="single"/>
         </w:rPr>
-        <w:hyperlink r:id="rId27" w:history="1">
+        <w:hyperlink r:id="rId19" w:history="1">
           <w:r>
             <w:rPr>
               <w:rStyle w:val="Hyperlink"/>
@@ -5140,7 +5087,7 @@
           <w:sz w:val="24"/>
           <w:u w:val="single"/>
         </w:rPr>
-        <w:hyperlink r:id="rId27" w:history="1">
+        <w:hyperlink r:id="rId19" w:history="1">
           <w:r>
             <w:rPr>
               <w:rStyle w:val="Hyperlink"/>
@@ -5353,7 +5300,7 @@
           <w:sz w:val="24"/>
           <w:u w:val="single"/>
         </w:rPr>
-        <w:hyperlink r:id="rId28" w:history="1">
+        <w:hyperlink r:id="rId29" w:history="1">
           <w:r>
             <w:rPr>
               <w:rStyle w:val="Hyperlink"/>
@@ -5507,7 +5454,7 @@
           <w:sz w:val="24"/>
           <w:u w:val="single"/>
         </w:rPr>
-        <w:hyperlink r:id="rId29" w:history="1">
+        <w:hyperlink r:id="rId30" w:history="1">
           <w:r>
             <w:rPr>
               <w:rStyle w:val="Hyperlink"/>
@@ -5536,7 +5483,7 @@
           <w:sz w:val="24"/>
           <w:u w:val="single"/>
         </w:rPr>
-        <w:hyperlink r:id="rId29" w:history="1">
+        <w:hyperlink r:id="rId30" w:history="1">
           <w:r>
             <w:rPr>
               <w:rStyle w:val="Hyperlink"/>
@@ -5564,7 +5511,7 @@
           <w:sz w:val="24"/>
           <w:u w:val="single"/>
         </w:rPr>
-        <w:hyperlink r:id="rId30" w:history="1">
+        <w:hyperlink r:id="rId31" w:history="1">
           <w:r>
             <w:rPr>
               <w:rStyle w:val="Hyperlink"/>
@@ -5593,7 +5540,7 @@
           <w:sz w:val="24"/>
           <w:u w:val="single"/>
         </w:rPr>
-        <w:hyperlink r:id="rId30" w:history="1">
+        <w:hyperlink r:id="rId31" w:history="1">
           <w:r>
             <w:rPr>
               <w:rStyle w:val="Hyperlink"/>
@@ -5717,7 +5664,7 @@
           <w:sz w:val="24"/>
           <w:u w:val="single"/>
         </w:rPr>
-        <w:hyperlink r:id="rId31" w:history="1">
+        <w:hyperlink r:id="rId32" w:history="1">
           <w:r>
             <w:rPr>
               <w:rStyle w:val="Hyperlink"/>
@@ -5735,7 +5682,7 @@
           <w:sz w:val="24"/>
           <w:u w:val="single"/>
         </w:rPr>
-        <w:hyperlink r:id="rId31" w:history="1">
+        <w:hyperlink r:id="rId32" w:history="1">
           <w:r>
             <w:rPr>
               <w:rStyle w:val="Hyperlink"/>
@@ -5753,7 +5700,7 @@
           <w:sz w:val="24"/>
           <w:u w:val="single"/>
         </w:rPr>
-        <w:hyperlink r:id="rId31" w:history="1">
+        <w:hyperlink r:id="rId32" w:history="1">
           <w:r>
             <w:rPr>
               <w:rStyle w:val="Hyperlink"/>
@@ -5934,7 +5881,7 @@
           <w:sz w:val="24"/>
           <w:u w:val="single"/>
         </w:rPr>
-        <w:hyperlink r:id="rId32" w:history="1">
+        <w:hyperlink r:id="rId33" w:history="1">
           <w:r>
             <w:rPr>
               <w:rStyle w:val="Hyperlink"/>
@@ -5952,7 +5899,7 @@
           <w:sz w:val="24"/>
           <w:u w:val="single"/>
         </w:rPr>
-        <w:hyperlink r:id="rId32" w:history="1">
+        <w:hyperlink r:id="rId33" w:history="1">
           <w:r>
             <w:rPr>
               <w:rStyle w:val="Hyperlink"/>
@@ -5970,7 +5917,7 @@
           <w:sz w:val="24"/>
           <w:u w:val="single"/>
         </w:rPr>
-        <w:hyperlink r:id="rId32" w:history="1">
+        <w:hyperlink r:id="rId33" w:history="1">
           <w:r>
             <w:rPr>
               <w:rStyle w:val="Hyperlink"/>
@@ -5988,7 +5935,7 @@
           <w:sz w:val="24"/>
           <w:u w:val="single"/>
         </w:rPr>
-        <w:hyperlink r:id="rId32" w:history="1">
+        <w:hyperlink r:id="rId33" w:history="1">
           <w:r>
             <w:rPr>
               <w:rStyle w:val="Hyperlink"/>
@@ -6006,7 +5953,7 @@
           <w:sz w:val="24"/>
           <w:u w:val="single"/>
         </w:rPr>
-        <w:hyperlink r:id="rId32" w:history="1">
+        <w:hyperlink r:id="rId33" w:history="1">
           <w:r>
             <w:rPr>
               <w:rStyle w:val="Hyperlink"/>
@@ -6024,7 +5971,7 @@
           <w:sz w:val="24"/>
           <w:u w:val="single"/>
         </w:rPr>
-        <w:hyperlink r:id="rId32" w:history="1">
+        <w:hyperlink r:id="rId33" w:history="1">
           <w:r>
             <w:rPr>
               <w:rStyle w:val="Hyperlink"/>
@@ -6042,7 +5989,7 @@
           <w:sz w:val="24"/>
           <w:u w:val="single"/>
         </w:rPr>
-        <w:hyperlink r:id="rId32" w:history="1">
+        <w:hyperlink r:id="rId33" w:history="1">
           <w:r>
             <w:rPr>
               <w:rStyle w:val="Hyperlink"/>
@@ -6060,7 +6007,7 @@
           <w:sz w:val="24"/>
           <w:u w:val="single"/>
         </w:rPr>
-        <w:hyperlink r:id="rId32" w:history="1">
+        <w:hyperlink r:id="rId33" w:history="1">
           <w:r>
             <w:rPr>
               <w:rStyle w:val="Hyperlink"/>
@@ -6077,7 +6024,7 @@
           <w:color w:val="0000FF"/>
           <w:sz w:val="24"/>
         </w:rPr>
-        <w:hyperlink r:id="rId32" w:history="1">
+        <w:hyperlink r:id="rId33" w:history="1">
           <w:r>
             <w:rPr>
               <w:rStyle w:val="Hyperlink"/>
@@ -6105,7 +6052,7 @@
           <w:sz w:val="24"/>
           <w:u w:val="single"/>
         </w:rPr>
-        <w:hyperlink r:id="rId32" w:history="1">
+        <w:hyperlink r:id="rId33" w:history="1">
           <w:r>
             <w:rPr>
               <w:rStyle w:val="Hyperlink"/>
@@ -6123,7 +6070,7 @@
           <w:sz w:val="24"/>
           <w:u w:val="single"/>
         </w:rPr>
-        <w:hyperlink r:id="rId32" w:history="1">
+        <w:hyperlink r:id="rId33" w:history="1">
           <w:r>
             <w:rPr>
               <w:rStyle w:val="Hyperlink"/>
@@ -6141,7 +6088,7 @@
           <w:sz w:val="24"/>
           <w:u w:val="single"/>
         </w:rPr>
-        <w:hyperlink r:id="rId32" w:history="1">
+        <w:hyperlink r:id="rId33" w:history="1">
           <w:r>
             <w:rPr>
               <w:rStyle w:val="Hyperlink"/>
@@ -6159,7 +6106,7 @@
           <w:sz w:val="24"/>
           <w:u w:val="single"/>
         </w:rPr>
-        <w:hyperlink r:id="rId32" w:history="1">
+        <w:hyperlink r:id="rId33" w:history="1">
           <w:r>
             <w:rPr>
               <w:rStyle w:val="Hyperlink"/>
@@ -6177,7 +6124,7 @@
           <w:sz w:val="24"/>
           <w:u w:val="single"/>
         </w:rPr>
-        <w:hyperlink r:id="rId32" w:history="1">
+        <w:hyperlink r:id="rId33" w:history="1">
           <w:r>
             <w:rPr>
               <w:rStyle w:val="Hyperlink"/>
@@ -6298,7 +6245,7 @@
           <w:sz w:val="24"/>
           <w:u w:val="single"/>
         </w:rPr>
-        <w:hyperlink r:id="rId33" w:history="1">
+        <w:hyperlink r:id="rId34" w:history="1">
           <w:r>
             <w:rPr>
               <w:rStyle w:val="Hyperlink"/>
@@ -6327,7 +6274,7 @@
           <w:sz w:val="24"/>
           <w:u w:val="single"/>
         </w:rPr>
-        <w:hyperlink r:id="rId33" w:history="1">
+        <w:hyperlink r:id="rId34" w:history="1">
           <w:r>
             <w:rPr>
               <w:rStyle w:val="Hyperlink"/>
@@ -6355,7 +6302,7 @@
           <w:sz w:val="24"/>
           <w:u w:val="single"/>
         </w:rPr>
-        <w:hyperlink r:id="rId34" w:history="1">
+        <w:hyperlink r:id="rId35" w:history="1">
           <w:r>
             <w:rPr>
               <w:rStyle w:val="Hyperlink"/>
@@ -6384,7 +6331,7 @@
           <w:sz w:val="24"/>
           <w:u w:val="single"/>
         </w:rPr>
-        <w:hyperlink r:id="rId34" w:history="1">
+        <w:hyperlink r:id="rId35" w:history="1">
           <w:r>
             <w:rPr>
               <w:rStyle w:val="Hyperlink"/>

--- a/EXPORTS/DOCX/published/niveau2/English/Ghana.docx
+++ b/EXPORTS/DOCX/published/niveau2/English/Ghana.docx
@@ -1341,7 +1341,7 @@
             <w:rPr>
               <w:rStyle w:val="Hyperlink"/>
             </w:rPr>
-            <w:t>buffal</w:t>
+            <w:t>buffa</w:t>
           </w:r>
         </w:hyperlink>
       </w:r>
@@ -1352,36 +1352,13 @@
           <w:i w:val="0"/>
           <w:color w:val="0000FF"/>
           <w:sz w:val="24"/>
-          <w:u w:val="single"/>
-        </w:rPr>
-        <w:t>o</w:t>
-      </w:r>
-      <w:r>
-        <w:rPr>
-          <w:rFonts w:ascii="Charis SIL Regular" w:hAnsi="Charis SIL Regular" w:eastAsia="Charis SIL Regular"/>
-          <w:b w:val="0"/>
-          <w:i w:val="0"/>
-          <w:color w:val="0000FF"/>
-          <w:sz w:val="24"/>
-          <w:u w:val="single"/>
-        </w:rPr>
-        <w:t xml:space="preserve"> </w:t>
-      </w:r>
-      <w:r>
-        <w:rPr>
-          <w:rFonts w:ascii="Charis SIL Regular" w:hAnsi="Charis SIL Regular" w:eastAsia="Charis SIL Regular"/>
-          <w:b w:val="0"/>
-          <w:i w:val="0"/>
-          <w:color w:val="0000FF"/>
-          <w:sz w:val="24"/>
-          <w:u w:val="single"/>
         </w:rPr>
         <w:hyperlink r:id="rId14" w:history="1">
           <w:r>
             <w:rPr>
               <w:rStyle w:val="Hyperlink"/>
             </w:rPr>
-            <w:t>hor</w:t>
+            <w:t>l</w:t>
           </w:r>
         </w:hyperlink>
       </w:r>
@@ -1393,7 +1370,36 @@
           <w:color w:val="0000FF"/>
           <w:sz w:val="24"/>
         </w:rPr>
-        <w:t>n</w:t>
+        <w:t>o</w:t>
+      </w:r>
+      <w:r>
+        <w:rPr>
+          <w:rFonts w:ascii="Charis SIL Regular" w:hAnsi="Charis SIL Regular" w:eastAsia="Charis SIL Regular"/>
+          <w:b w:val="0"/>
+          <w:i w:val="0"/>
+          <w:color w:val="0000FF"/>
+          <w:sz w:val="24"/>
+          <w:u w:val="single"/>
+        </w:rPr>
+        <w:t xml:space="preserve"> </w:t>
+      </w:r>
+      <w:r>
+        <w:rPr>
+          <w:rFonts w:ascii="Charis SIL Regular" w:hAnsi="Charis SIL Regular" w:eastAsia="Charis SIL Regular"/>
+          <w:b w:val="0"/>
+          <w:i w:val="0"/>
+          <w:color w:val="0000FF"/>
+          <w:sz w:val="24"/>
+          <w:u w:val="single"/>
+        </w:rPr>
+        <w:hyperlink r:id="rId14" w:history="1">
+          <w:r>
+            <w:rPr>
+              <w:rStyle w:val="Hyperlink"/>
+            </w:rPr>
+            <w:t>horn</w:t>
+          </w:r>
+        </w:hyperlink>
       </w:r>
       <w:r>
         <w:rPr>
@@ -2860,7 +2866,14 @@
           <w:color w:val="000000"/>
           <w:sz w:val="24"/>
         </w:rPr>
-        <w:t>publish</w:t>
+        <w:hyperlink r:id="rId19" w:history="1">
+          <w:r>
+            <w:rPr>
+              <w:rStyle w:val="Hyperlink"/>
+            </w:rPr>
+            <w:t>publish</w:t>
+          </w:r>
+        </w:hyperlink>
       </w:r>
       <w:r>
         <w:rPr>
@@ -3649,7 +3662,25 @@
           <w:color w:val="000000"/>
           <w:sz w:val="24"/>
         </w:rPr>
-        <w:t>contains documents relating to th</w:t>
+        <w:t>contains documents relat</w:t>
+      </w:r>
+      <w:r>
+        <w:rPr>
+          <w:u w:val="single" w:color="0000ff"/>
+          <w:rFonts w:ascii="Charis SIL Regular" w:hAnsi="Charis SIL Regular" w:eastAsia="Charis SIL Regular"/>
+          <w:b w:val="0"/>
+          <w:i w:val="0"/>
+          <w:color w:val="000000"/>
+          <w:sz w:val="24"/>
+        </w:rPr>
+        <w:hyperlink r:id="rId21" w:history="1">
+          <w:r>
+            <w:rPr>
+              <w:rStyle w:val="Hyperlink"/>
+            </w:rPr>
+            <w:t>ing to th</w:t>
+          </w:r>
+        </w:hyperlink>
       </w:r>
       <w:r>
         <w:rPr>
@@ -3973,19 +4004,19 @@
           <w:i w:val="0"/>
           <w:color w:val="0000FF"/>
           <w:sz w:val="24"/>
+        </w:rPr>
+        <w:t>i</w:t>
+      </w:r>
+      <w:r>
+        <w:rPr>
+          <w:rFonts w:ascii="Charis SIL Regular" w:hAnsi="Charis SIL Regular" w:eastAsia="Charis SIL Regular"/>
+          <w:b w:val="0"/>
+          <w:i w:val="0"/>
+          <w:color w:val="0000FF"/>
+          <w:sz w:val="24"/>
           <w:u w:val="single"/>
         </w:rPr>
-        <w:t>ic Societ</w:t>
-      </w:r>
-      <w:r>
-        <w:rPr>
-          <w:rFonts w:ascii="Charis SIL Regular" w:hAnsi="Charis SIL Regular" w:eastAsia="Charis SIL Regular"/>
-          <w:b w:val="0"/>
-          <w:i w:val="0"/>
-          <w:color w:val="0000FF"/>
-          <w:sz w:val="24"/>
-        </w:rPr>
-        <w:t>y</w:t>
+        <w:t>c Society</w:t>
       </w:r>
       <w:r>
         <w:br/>
@@ -4402,7 +4433,7 @@
           <w:sz w:val="24"/>
           <w:u w:val="single"/>
         </w:rPr>
-        <w:hyperlink r:id="rId24" w:history="1">
+        <w:hyperlink r:id="rId23" w:history="1">
           <w:r>
             <w:rPr>
               <w:rStyle w:val="Hyperlink"/>
@@ -4449,6 +4480,7 @@
       </w:r>
       <w:r>
         <w:rPr>
+          <w:u w:val="single" w:color="0000ff"/>
           <w:rFonts w:ascii="Charis SIL Regular" w:hAnsi="Charis SIL Regular" w:eastAsia="Charis SIL Regular"/>
           <w:b w:val="0"/>
           <w:i w:val="0"/>
@@ -4513,7 +4545,7 @@
           <w:sz w:val="24"/>
           <w:u w:val="single"/>
         </w:rPr>
-        <w:hyperlink r:id="rId23" w:history="1">
+        <w:hyperlink r:id="rId25" w:history="1">
           <w:r>
             <w:rPr>
               <w:rStyle w:val="Hyperlink"/>
@@ -4591,7 +4623,7 @@
           <w:sz w:val="24"/>
           <w:u w:val="single"/>
         </w:rPr>
-        <w:hyperlink r:id="rId25" w:history="1">
+        <w:hyperlink r:id="rId26" w:history="1">
           <w:r>
             <w:rPr>
               <w:rStyle w:val="Hyperlink"/>
@@ -4609,7 +4641,7 @@
           <w:sz w:val="24"/>
           <w:u w:val="single"/>
         </w:rPr>
-        <w:hyperlink r:id="rId25" w:history="1">
+        <w:hyperlink r:id="rId26" w:history="1">
           <w:r>
             <w:rPr>
               <w:rStyle w:val="Hyperlink"/>
@@ -4627,7 +4659,7 @@
           <w:sz w:val="24"/>
           <w:u w:val="single"/>
         </w:rPr>
-        <w:hyperlink r:id="rId25" w:history="1">
+        <w:hyperlink r:id="rId26" w:history="1">
           <w:r>
             <w:rPr>
               <w:rStyle w:val="Hyperlink"/>
@@ -4645,7 +4677,7 @@
           <w:sz w:val="24"/>
           <w:u w:val="single"/>
         </w:rPr>
-        <w:hyperlink r:id="rId25" w:history="1">
+        <w:hyperlink r:id="rId26" w:history="1">
           <w:r>
             <w:rPr>
               <w:rStyle w:val="Hyperlink"/>
@@ -4663,7 +4695,7 @@
           <w:sz w:val="24"/>
           <w:u w:val="single"/>
         </w:rPr>
-        <w:hyperlink r:id="rId25" w:history="1">
+        <w:hyperlink r:id="rId26" w:history="1">
           <w:r>
             <w:rPr>
               <w:rStyle w:val="Hyperlink"/>
@@ -4681,7 +4713,7 @@
           <w:sz w:val="24"/>
           <w:u w:val="single"/>
         </w:rPr>
-        <w:hyperlink r:id="rId25" w:history="1">
+        <w:hyperlink r:id="rId26" w:history="1">
           <w:r>
             <w:rPr>
               <w:rStyle w:val="Hyperlink"/>
@@ -4697,8 +4729,16 @@
           <w:i w:val="0"/>
           <w:color w:val="0000FF"/>
           <w:sz w:val="24"/>
-        </w:rPr>
-        <w:t>page/31</w:t>
+          <w:u w:val="single"/>
+        </w:rPr>
+        <w:hyperlink r:id="rId26" w:history="1">
+          <w:r>
+            <w:rPr>
+              <w:rStyle w:val="Hyperlink"/>
+            </w:rPr>
+            <w:t>page/31</w:t>
+          </w:r>
+        </w:hyperlink>
       </w:r>
     </w:p>
     <w:p>
@@ -4913,40 +4953,53 @@
           <w:i w:val="0"/>
           <w:color w:val="0000FF"/>
           <w:sz w:val="24"/>
+        </w:rPr>
+        <w:hyperlink r:id="rId19" w:history="1">
+          <w:r>
+            <w:rPr>
+              <w:rStyle w:val="Hyperlink"/>
+            </w:rPr>
+            <w:t>l</w:t>
+          </w:r>
+        </w:hyperlink>
+      </w:r>
+      <w:r>
+        <w:rPr>
+          <w:rFonts w:ascii="Charis SIL Regular" w:hAnsi="Charis SIL Regular" w:eastAsia="Charis SIL Regular"/>
+          <w:b w:val="0"/>
+          <w:i w:val="0"/>
+          <w:color w:val="0000FF"/>
+          <w:sz w:val="24"/>
+        </w:rPr>
+        <w:t>e</w:t>
+      </w:r>
+      <w:r>
+        <w:rPr>
+          <w:rFonts w:ascii="Charis SIL Regular" w:hAnsi="Charis SIL Regular" w:eastAsia="Charis SIL Regular"/>
+          <w:b w:val="0"/>
+          <w:i w:val="0"/>
+          <w:color w:val="000000"/>
+          <w:sz w:val="24"/>
+        </w:rPr>
+        <w:hyperlink r:id="rId19" w:history="1">
+          <w:r>
+            <w:rPr>
+              <w:rStyle w:val="Hyperlink"/>
+            </w:rPr>
+            <w:t xml:space="preserve">, </w:t>
+          </w:r>
+        </w:hyperlink>
+      </w:r>
+      <w:r>
+        <w:rPr>
+          <w:rFonts w:ascii="Charis SIL Regular" w:hAnsi="Charis SIL Regular" w:eastAsia="Charis SIL Regular"/>
+          <w:b w:val="0"/>
+          <w:i w:val="0"/>
+          <w:color w:val="0000FF"/>
+          <w:sz w:val="24"/>
           <w:u w:val="single"/>
         </w:rPr>
-        <w:t>l</w:t>
-      </w:r>
-      <w:r>
-        <w:rPr>
-          <w:rFonts w:ascii="Charis SIL Regular" w:hAnsi="Charis SIL Regular" w:eastAsia="Charis SIL Regular"/>
-          <w:b w:val="0"/>
-          <w:i w:val="0"/>
-          <w:color w:val="0000FF"/>
-          <w:sz w:val="24"/>
-        </w:rPr>
-        <w:t>e</w:t>
-      </w:r>
-      <w:r>
-        <w:rPr>
-          <w:rFonts w:ascii="Charis SIL Regular" w:hAnsi="Charis SIL Regular" w:eastAsia="Charis SIL Regular"/>
-          <w:b w:val="0"/>
-          <w:i w:val="0"/>
-          <w:color w:val="000000"/>
-          <w:sz w:val="24"/>
-        </w:rPr>
-        <w:t xml:space="preserve">, </w:t>
-      </w:r>
-      <w:r>
-        <w:rPr>
-          <w:rFonts w:ascii="Charis SIL Regular" w:hAnsi="Charis SIL Regular" w:eastAsia="Charis SIL Regular"/>
-          <w:b w:val="0"/>
-          <w:i w:val="0"/>
-          <w:color w:val="0000FF"/>
-          <w:sz w:val="24"/>
-          <w:u w:val="single"/>
-        </w:rPr>
-        <w:hyperlink r:id="rId26" w:history="1">
+        <w:hyperlink r:id="rId19" w:history="1">
           <w:r>
             <w:rPr>
               <w:rStyle w:val="Hyperlink"/>
@@ -4964,7 +5017,7 @@
           <w:sz w:val="24"/>
           <w:u w:val="single"/>
         </w:rPr>
-        <w:hyperlink r:id="rId26" w:history="1">
+        <w:hyperlink r:id="rId19" w:history="1">
           <w:r>
             <w:rPr>
               <w:rStyle w:val="Hyperlink"/>
@@ -4993,7 +5046,7 @@
           <w:sz w:val="24"/>
           <w:u w:val="single"/>
         </w:rPr>
-        <w:hyperlink r:id="rId26" w:history="1">
+        <w:hyperlink r:id="rId27" w:history="1">
           <w:r>
             <w:rPr>
               <w:rStyle w:val="Hyperlink"/>
@@ -5004,7 +5057,6 @@
       </w:r>
       <w:r>
         <w:rPr>
-          <w:u w:val="single" w:color="0000ff"/>
           <w:rFonts w:ascii="Charis SIL Regular" w:hAnsi="Charis SIL Regular" w:eastAsia="Charis SIL Regular"/>
           <w:b w:val="0"/>
           <w:i w:val="0"/>
@@ -5022,7 +5074,7 @@
           <w:sz w:val="24"/>
           <w:u w:val="single"/>
         </w:rPr>
-        <w:hyperlink r:id="rId27" w:history="1">
+        <w:hyperlink r:id="rId28" w:history="1">
           <w:r>
             <w:rPr>
               <w:rStyle w:val="Hyperlink"/>
@@ -5040,7 +5092,7 @@
           <w:sz w:val="24"/>
           <w:u w:val="single"/>
         </w:rPr>
-        <w:hyperlink r:id="rId19" w:history="1">
+        <w:hyperlink r:id="rId28" w:history="1">
           <w:r>
             <w:rPr>
               <w:rStyle w:val="Hyperlink"/>
@@ -5069,7 +5121,7 @@
           <w:sz w:val="24"/>
           <w:u w:val="single"/>
         </w:rPr>
-        <w:hyperlink r:id="rId19" w:history="1">
+        <w:hyperlink r:id="rId28" w:history="1">
           <w:r>
             <w:rPr>
               <w:rStyle w:val="Hyperlink"/>
@@ -5087,7 +5139,7 @@
           <w:sz w:val="24"/>
           <w:u w:val="single"/>
         </w:rPr>
-        <w:hyperlink r:id="rId19" w:history="1">
+        <w:hyperlink r:id="rId28" w:history="1">
           <w:r>
             <w:rPr>
               <w:rStyle w:val="Hyperlink"/>
@@ -5218,7 +5270,7 @@
           <w:sz w:val="24"/>
           <w:u w:val="single"/>
         </w:rPr>
-        <w:hyperlink r:id="rId28" w:history="1">
+        <w:hyperlink r:id="rId29" w:history="1">
           <w:r>
             <w:rPr>
               <w:rStyle w:val="Hyperlink"/>
@@ -5236,7 +5288,7 @@
           <w:sz w:val="24"/>
           <w:u w:val="single"/>
         </w:rPr>
-        <w:hyperlink r:id="rId28" w:history="1">
+        <w:hyperlink r:id="rId29" w:history="1">
           <w:r>
             <w:rPr>
               <w:rStyle w:val="Hyperlink"/>
@@ -5254,7 +5306,7 @@
           <w:sz w:val="24"/>
           <w:u w:val="single"/>
         </w:rPr>
-        <w:hyperlink r:id="rId28" w:history="1">
+        <w:hyperlink r:id="rId29" w:history="1">
           <w:r>
             <w:rPr>
               <w:rStyle w:val="Hyperlink"/>
@@ -5272,7 +5324,7 @@
           <w:sz w:val="24"/>
           <w:u w:val="single"/>
         </w:rPr>
-        <w:hyperlink r:id="rId28" w:history="1">
+        <w:hyperlink r:id="rId29" w:history="1">
           <w:r>
             <w:rPr>
               <w:rStyle w:val="Hyperlink"/>
@@ -5318,7 +5370,7 @@
           <w:sz w:val="24"/>
           <w:u w:val="single"/>
         </w:rPr>
-        <w:hyperlink r:id="rId28" w:history="1">
+        <w:hyperlink r:id="rId29" w:history="1">
           <w:r>
             <w:rPr>
               <w:rStyle w:val="Hyperlink"/>
@@ -5347,7 +5399,7 @@
           <w:sz w:val="24"/>
           <w:u w:val="single"/>
         </w:rPr>
-        <w:hyperlink r:id="rId28" w:history="1">
+        <w:hyperlink r:id="rId29" w:history="1">
           <w:r>
             <w:rPr>
               <w:rStyle w:val="Hyperlink"/>
@@ -6023,15 +6075,9 @@
           <w:i w:val="0"/>
           <w:color w:val="0000FF"/>
           <w:sz w:val="24"/>
-        </w:rPr>
-        <w:hyperlink r:id="rId33" w:history="1">
-          <w:r>
-            <w:rPr>
-              <w:rStyle w:val="Hyperlink"/>
-            </w:rPr>
-            <w:t>l</w:t>
-          </w:r>
-        </w:hyperlink>
+          <w:u w:val="single"/>
+        </w:rPr>
+        <w:t>l</w:t>
       </w:r>
       <w:r>
         <w:rPr>

--- a/EXPORTS/DOCX/published/niveau2/English/Ghana.docx
+++ b/EXPORTS/DOCX/published/niveau2/English/Ghana.docx
@@ -1341,7 +1341,7 @@
             <w:rPr>
               <w:rStyle w:val="Hyperlink"/>
             </w:rPr>
-            <w:t>buffa</w:t>
+            <w:t>buffal</w:t>
           </w:r>
         </w:hyperlink>
       </w:r>
@@ -1352,13 +1352,36 @@
           <w:i w:val="0"/>
           <w:color w:val="0000FF"/>
           <w:sz w:val="24"/>
+          <w:u w:val="single"/>
+        </w:rPr>
+        <w:t>o</w:t>
+      </w:r>
+      <w:r>
+        <w:rPr>
+          <w:rFonts w:ascii="Charis SIL Regular" w:hAnsi="Charis SIL Regular" w:eastAsia="Charis SIL Regular"/>
+          <w:b w:val="0"/>
+          <w:i w:val="0"/>
+          <w:color w:val="0000FF"/>
+          <w:sz w:val="24"/>
+          <w:u w:val="single"/>
+        </w:rPr>
+        <w:t xml:space="preserve"> </w:t>
+      </w:r>
+      <w:r>
+        <w:rPr>
+          <w:rFonts w:ascii="Charis SIL Regular" w:hAnsi="Charis SIL Regular" w:eastAsia="Charis SIL Regular"/>
+          <w:b w:val="0"/>
+          <w:i w:val="0"/>
+          <w:color w:val="0000FF"/>
+          <w:sz w:val="24"/>
+          <w:u w:val="single"/>
         </w:rPr>
         <w:hyperlink r:id="rId14" w:history="1">
           <w:r>
             <w:rPr>
               <w:rStyle w:val="Hyperlink"/>
             </w:rPr>
-            <w:t>l</w:t>
+            <w:t>hor</w:t>
           </w:r>
         </w:hyperlink>
       </w:r>
@@ -1370,36 +1393,7 @@
           <w:color w:val="0000FF"/>
           <w:sz w:val="24"/>
         </w:rPr>
-        <w:t>o</w:t>
-      </w:r>
-      <w:r>
-        <w:rPr>
-          <w:rFonts w:ascii="Charis SIL Regular" w:hAnsi="Charis SIL Regular" w:eastAsia="Charis SIL Regular"/>
-          <w:b w:val="0"/>
-          <w:i w:val="0"/>
-          <w:color w:val="0000FF"/>
-          <w:sz w:val="24"/>
-          <w:u w:val="single"/>
-        </w:rPr>
-        <w:t xml:space="preserve"> </w:t>
-      </w:r>
-      <w:r>
-        <w:rPr>
-          <w:rFonts w:ascii="Charis SIL Regular" w:hAnsi="Charis SIL Regular" w:eastAsia="Charis SIL Regular"/>
-          <w:b w:val="0"/>
-          <w:i w:val="0"/>
-          <w:color w:val="0000FF"/>
-          <w:sz w:val="24"/>
-          <w:u w:val="single"/>
-        </w:rPr>
-        <w:hyperlink r:id="rId14" w:history="1">
-          <w:r>
-            <w:rPr>
-              <w:rStyle w:val="Hyperlink"/>
-            </w:rPr>
-            <w:t>horn</w:t>
-          </w:r>
-        </w:hyperlink>
+        <w:t>n</w:t>
       </w:r>
       <w:r>
         <w:rPr>
@@ -4004,8 +3998,9 @@
           <w:i w:val="0"/>
           <w:color w:val="0000FF"/>
           <w:sz w:val="24"/>
-        </w:rPr>
-        <w:t>i</w:t>
+          <w:u w:val="single"/>
+        </w:rPr>
+        <w:t>ic Societ</w:t>
       </w:r>
       <w:r>
         <w:rPr>
@@ -4014,9 +4009,8 @@
           <w:i w:val="0"/>
           <w:color w:val="0000FF"/>
           <w:sz w:val="24"/>
-          <w:u w:val="single"/>
-        </w:rPr>
-        <w:t>c Society</w:t>
+        </w:rPr>
+        <w:t>y</w:t>
       </w:r>
       <w:r>
         <w:br/>
@@ -4433,7 +4427,7 @@
           <w:sz w:val="24"/>
           <w:u w:val="single"/>
         </w:rPr>
-        <w:hyperlink r:id="rId23" w:history="1">
+        <w:hyperlink r:id="rId24" w:history="1">
           <w:r>
             <w:rPr>
               <w:rStyle w:val="Hyperlink"/>
@@ -4451,7 +4445,7 @@
           <w:sz w:val="24"/>
           <w:u w:val="single"/>
         </w:rPr>
-        <w:hyperlink r:id="rId23" w:history="1">
+        <w:hyperlink r:id="rId24" w:history="1">
           <w:r>
             <w:rPr>
               <w:rStyle w:val="Hyperlink"/>
@@ -4462,32 +4456,13 @@
       </w:r>
       <w:r>
         <w:rPr>
-          <w:u w:val="single" w:color="0000ff"/>
           <w:rFonts w:ascii="Charis SIL Regular" w:hAnsi="Charis SIL Regular" w:eastAsia="Charis SIL Regular"/>
           <w:b w:val="0"/>
           <w:i w:val="0"/>
           <w:color w:val="000000"/>
           <w:sz w:val="24"/>
         </w:rPr>
-        <w:hyperlink r:id="rId23" w:history="1">
-          <w:r>
-            <w:rPr>
-              <w:rStyle w:val="Hyperlink"/>
-            </w:rPr>
-            <w:t>,</w:t>
-          </w:r>
-        </w:hyperlink>
-      </w:r>
-      <w:r>
-        <w:rPr>
-          <w:u w:val="single" w:color="0000ff"/>
-          <w:rFonts w:ascii="Charis SIL Regular" w:hAnsi="Charis SIL Regular" w:eastAsia="Charis SIL Regular"/>
-          <w:b w:val="0"/>
-          <w:i w:val="0"/>
-          <w:color w:val="000000"/>
-          <w:sz w:val="24"/>
-        </w:rPr>
-        <w:t xml:space="preserve"> </w:t>
+        <w:t xml:space="preserve">, </w:t>
       </w:r>
       <w:r>
         <w:rPr>
@@ -4498,7 +4473,7 @@
           <w:sz w:val="24"/>
           <w:u w:val="single"/>
         </w:rPr>
-        <w:hyperlink r:id="rId23" w:history="1">
+        <w:hyperlink r:id="rId25" w:history="1">
           <w:r>
             <w:rPr>
               <w:rStyle w:val="Hyperlink"/>
@@ -4545,7 +4520,7 @@
           <w:sz w:val="24"/>
           <w:u w:val="single"/>
         </w:rPr>
-        <w:hyperlink r:id="rId25" w:history="1">
+        <w:hyperlink r:id="rId23" w:history="1">
           <w:r>
             <w:rPr>
               <w:rStyle w:val="Hyperlink"/>
@@ -4975,6 +4950,7 @@
       </w:r>
       <w:r>
         <w:rPr>
+          <w:u w:val="single" w:color="0000ff"/>
           <w:rFonts w:ascii="Charis SIL Regular" w:hAnsi="Charis SIL Regular" w:eastAsia="Charis SIL Regular"/>
           <w:b w:val="0"/>
           <w:i w:val="0"/>
@@ -5017,7 +4993,7 @@
           <w:sz w:val="24"/>
           <w:u w:val="single"/>
         </w:rPr>
-        <w:hyperlink r:id="rId19" w:history="1">
+        <w:hyperlink r:id="rId27" w:history="1">
           <w:r>
             <w:rPr>
               <w:rStyle w:val="Hyperlink"/>
@@ -5057,13 +5033,21 @@
       </w:r>
       <w:r>
         <w:rPr>
+          <w:u w:val="single" w:color="0000ff"/>
           <w:rFonts w:ascii="Charis SIL Regular" w:hAnsi="Charis SIL Regular" w:eastAsia="Charis SIL Regular"/>
           <w:b w:val="0"/>
           <w:i w:val="0"/>
           <w:color w:val="000000"/>
           <w:sz w:val="24"/>
         </w:rPr>
-        <w:t xml:space="preserve">, </w:t>
+        <w:hyperlink r:id="rId19" w:history="1">
+          <w:r>
+            <w:rPr>
+              <w:rStyle w:val="Hyperlink"/>
+            </w:rPr>
+            <w:t xml:space="preserve">, </w:t>
+          </w:r>
+        </w:hyperlink>
       </w:r>
       <w:r>
         <w:rPr>
@@ -5352,7 +5336,7 @@
           <w:sz w:val="24"/>
           <w:u w:val="single"/>
         </w:rPr>
-        <w:hyperlink r:id="rId29" w:history="1">
+        <w:hyperlink r:id="rId30" w:history="1">
           <w:r>
             <w:rPr>
               <w:rStyle w:val="Hyperlink"/>
@@ -5399,7 +5383,7 @@
           <w:sz w:val="24"/>
           <w:u w:val="single"/>
         </w:rPr>
-        <w:hyperlink r:id="rId29" w:history="1">
+        <w:hyperlink r:id="rId30" w:history="1">
           <w:r>
             <w:rPr>
               <w:rStyle w:val="Hyperlink"/>
@@ -5506,7 +5490,7 @@
           <w:sz w:val="24"/>
           <w:u w:val="single"/>
         </w:rPr>
-        <w:hyperlink r:id="rId30" w:history="1">
+        <w:hyperlink r:id="rId31" w:history="1">
           <w:r>
             <w:rPr>
               <w:rStyle w:val="Hyperlink"/>
@@ -5535,7 +5519,7 @@
           <w:sz w:val="24"/>
           <w:u w:val="single"/>
         </w:rPr>
-        <w:hyperlink r:id="rId30" w:history="1">
+        <w:hyperlink r:id="rId31" w:history="1">
           <w:r>
             <w:rPr>
               <w:rStyle w:val="Hyperlink"/>
@@ -5563,7 +5547,7 @@
           <w:sz w:val="24"/>
           <w:u w:val="single"/>
         </w:rPr>
-        <w:hyperlink r:id="rId31" w:history="1">
+        <w:hyperlink r:id="rId32" w:history="1">
           <w:r>
             <w:rPr>
               <w:rStyle w:val="Hyperlink"/>
@@ -5592,7 +5576,7 @@
           <w:sz w:val="24"/>
           <w:u w:val="single"/>
         </w:rPr>
-        <w:hyperlink r:id="rId31" w:history="1">
+        <w:hyperlink r:id="rId32" w:history="1">
           <w:r>
             <w:rPr>
               <w:rStyle w:val="Hyperlink"/>
@@ -5716,7 +5700,7 @@
           <w:sz w:val="24"/>
           <w:u w:val="single"/>
         </w:rPr>
-        <w:hyperlink r:id="rId32" w:history="1">
+        <w:hyperlink r:id="rId33" w:history="1">
           <w:r>
             <w:rPr>
               <w:rStyle w:val="Hyperlink"/>
@@ -5734,7 +5718,7 @@
           <w:sz w:val="24"/>
           <w:u w:val="single"/>
         </w:rPr>
-        <w:hyperlink r:id="rId32" w:history="1">
+        <w:hyperlink r:id="rId33" w:history="1">
           <w:r>
             <w:rPr>
               <w:rStyle w:val="Hyperlink"/>
@@ -5752,7 +5736,7 @@
           <w:sz w:val="24"/>
           <w:u w:val="single"/>
         </w:rPr>
-        <w:hyperlink r:id="rId32" w:history="1">
+        <w:hyperlink r:id="rId33" w:history="1">
           <w:r>
             <w:rPr>
               <w:rStyle w:val="Hyperlink"/>
@@ -5933,7 +5917,7 @@
           <w:sz w:val="24"/>
           <w:u w:val="single"/>
         </w:rPr>
-        <w:hyperlink r:id="rId33" w:history="1">
+        <w:hyperlink r:id="rId34" w:history="1">
           <w:r>
             <w:rPr>
               <w:rStyle w:val="Hyperlink"/>
@@ -5951,7 +5935,7 @@
           <w:sz w:val="24"/>
           <w:u w:val="single"/>
         </w:rPr>
-        <w:hyperlink r:id="rId33" w:history="1">
+        <w:hyperlink r:id="rId34" w:history="1">
           <w:r>
             <w:rPr>
               <w:rStyle w:val="Hyperlink"/>
@@ -5969,7 +5953,7 @@
           <w:sz w:val="24"/>
           <w:u w:val="single"/>
         </w:rPr>
-        <w:hyperlink r:id="rId33" w:history="1">
+        <w:hyperlink r:id="rId34" w:history="1">
           <w:r>
             <w:rPr>
               <w:rStyle w:val="Hyperlink"/>
@@ -5987,7 +5971,7 @@
           <w:sz w:val="24"/>
           <w:u w:val="single"/>
         </w:rPr>
-        <w:hyperlink r:id="rId33" w:history="1">
+        <w:hyperlink r:id="rId34" w:history="1">
           <w:r>
             <w:rPr>
               <w:rStyle w:val="Hyperlink"/>
@@ -6005,7 +5989,7 @@
           <w:sz w:val="24"/>
           <w:u w:val="single"/>
         </w:rPr>
-        <w:hyperlink r:id="rId33" w:history="1">
+        <w:hyperlink r:id="rId34" w:history="1">
           <w:r>
             <w:rPr>
               <w:rStyle w:val="Hyperlink"/>
@@ -6023,7 +6007,7 @@
           <w:sz w:val="24"/>
           <w:u w:val="single"/>
         </w:rPr>
-        <w:hyperlink r:id="rId33" w:history="1">
+        <w:hyperlink r:id="rId34" w:history="1">
           <w:r>
             <w:rPr>
               <w:rStyle w:val="Hyperlink"/>
@@ -6041,7 +6025,7 @@
           <w:sz w:val="24"/>
           <w:u w:val="single"/>
         </w:rPr>
-        <w:hyperlink r:id="rId33" w:history="1">
+        <w:hyperlink r:id="rId34" w:history="1">
           <w:r>
             <w:rPr>
               <w:rStyle w:val="Hyperlink"/>
@@ -6059,12 +6043,12 @@
           <w:sz w:val="24"/>
           <w:u w:val="single"/>
         </w:rPr>
-        <w:hyperlink r:id="rId33" w:history="1">
+        <w:hyperlink r:id="rId34" w:history="1">
           <w:r>
             <w:rPr>
               <w:rStyle w:val="Hyperlink"/>
             </w:rPr>
-            <w:t>profie</w:t>
+            <w:t>profiel</w:t>
           </w:r>
         </w:hyperlink>
       </w:r>
@@ -6077,7 +6061,7 @@
           <w:sz w:val="24"/>
           <w:u w:val="single"/>
         </w:rPr>
-        <w:t>l</w:t>
+        <w:t>-</w:t>
       </w:r>
       <w:r>
         <w:rPr>
@@ -6086,24 +6070,14 @@
           <w:i w:val="0"/>
           <w:color w:val="0000FF"/>
           <w:sz w:val="24"/>
-        </w:rPr>
-        <w:t>-</w:t>
-      </w:r>
-      <w:r>
-        <w:rPr>
-          <w:rFonts w:ascii="Charis SIL Regular" w:hAnsi="Charis SIL Regular" w:eastAsia="Charis SIL Regular"/>
-          <w:b w:val="0"/>
-          <w:i w:val="0"/>
-          <w:color w:val="0000FF"/>
-          <w:sz w:val="24"/>
           <w:u w:val="single"/>
         </w:rPr>
-        <w:hyperlink r:id="rId33" w:history="1">
+        <w:hyperlink r:id="rId34" w:history="1">
           <w:r>
             <w:rPr>
               <w:rStyle w:val="Hyperlink"/>
             </w:rPr>
-            <w:t>als-</w:t>
+            <w:t>als</w:t>
           </w:r>
         </w:hyperlink>
       </w:r>
@@ -6114,9 +6088,19 @@
           <w:i w:val="0"/>
           <w:color w:val="0000FF"/>
           <w:sz w:val="24"/>
+        </w:rPr>
+        <w:t>-</w:t>
+      </w:r>
+      <w:r>
+        <w:rPr>
+          <w:rFonts w:ascii="Charis SIL Regular" w:hAnsi="Charis SIL Regular" w:eastAsia="Charis SIL Regular"/>
+          <w:b w:val="0"/>
+          <w:i w:val="0"/>
+          <w:color w:val="0000FF"/>
+          <w:sz w:val="24"/>
           <w:u w:val="single"/>
         </w:rPr>
-        <w:hyperlink r:id="rId33" w:history="1">
+        <w:hyperlink r:id="rId34" w:history="1">
           <w:r>
             <w:rPr>
               <w:rStyle w:val="Hyperlink"/>
@@ -6134,7 +6118,7 @@
           <w:sz w:val="24"/>
           <w:u w:val="single"/>
         </w:rPr>
-        <w:hyperlink r:id="rId33" w:history="1">
+        <w:hyperlink r:id="rId34" w:history="1">
           <w:r>
             <w:rPr>
               <w:rStyle w:val="Hyperlink"/>
@@ -6152,7 +6136,7 @@
           <w:sz w:val="24"/>
           <w:u w:val="single"/>
         </w:rPr>
-        <w:hyperlink r:id="rId33" w:history="1">
+        <w:hyperlink r:id="rId34" w:history="1">
           <w:r>
             <w:rPr>
               <w:rStyle w:val="Hyperlink"/>
@@ -6170,7 +6154,7 @@
           <w:sz w:val="24"/>
           <w:u w:val="single"/>
         </w:rPr>
-        <w:hyperlink r:id="rId33" w:history="1">
+        <w:hyperlink r:id="rId34" w:history="1">
           <w:r>
             <w:rPr>
               <w:rStyle w:val="Hyperlink"/>
@@ -6291,7 +6275,7 @@
           <w:sz w:val="24"/>
           <w:u w:val="single"/>
         </w:rPr>
-        <w:hyperlink r:id="rId34" w:history="1">
+        <w:hyperlink r:id="rId35" w:history="1">
           <w:r>
             <w:rPr>
               <w:rStyle w:val="Hyperlink"/>
@@ -6320,7 +6304,7 @@
           <w:sz w:val="24"/>
           <w:u w:val="single"/>
         </w:rPr>
-        <w:hyperlink r:id="rId34" w:history="1">
+        <w:hyperlink r:id="rId35" w:history="1">
           <w:r>
             <w:rPr>
               <w:rStyle w:val="Hyperlink"/>
@@ -6348,7 +6332,7 @@
           <w:sz w:val="24"/>
           <w:u w:val="single"/>
         </w:rPr>
-        <w:hyperlink r:id="rId35" w:history="1">
+        <w:hyperlink r:id="rId36" w:history="1">
           <w:r>
             <w:rPr>
               <w:rStyle w:val="Hyperlink"/>
@@ -6377,7 +6361,7 @@
           <w:sz w:val="24"/>
           <w:u w:val="single"/>
         </w:rPr>
-        <w:hyperlink r:id="rId35" w:history="1">
+        <w:hyperlink r:id="rId36" w:history="1">
           <w:r>
             <w:rPr>
               <w:rStyle w:val="Hyperlink"/>
